--- a/hub/static/research/companies/warp.docx
+++ b/hub/static/research/companies/warp.docx
@@ -3,20 +3,23 @@
 <w:document xmlns:wpc="http://schemas.microsoft.com/office/word/2010/wordprocessingCanvas" xmlns:mo="http://schemas.microsoft.com/office/mac/office/2008/main" xmlns:mc="http://schemas.openxmlformats.org/markup-compatibility/2006" xmlns:mv="urn:schemas-microsoft-com:mac:vml" xmlns:o="urn:schemas-microsoft-com:office:office" xmlns:r="http://schemas.openxmlformats.org/officeDocument/2006/relationships" xmlns:m="http://schemas.openxmlformats.org/officeDocument/2006/math" xmlns:v="urn:schemas-microsoft-com:vml" xmlns:wp14="http://schemas.microsoft.com/office/word/2010/wordprocessingDrawing" xmlns:wp="http://schemas.openxmlformats.org/drawingml/2006/wordprocessingDrawing" xmlns:w10="urn:schemas-microsoft-com:office:word" xmlns:w="http://schemas.openxmlformats.org/wordprocessingml/2006/main" xmlns:w14="http://schemas.microsoft.com/office/word/2010/wordml" xmlns:wpg="http://schemas.microsoft.com/office/word/2010/wordprocessingGroup" xmlns:wpi="http://schemas.microsoft.com/office/word/2010/wordprocessingInk" xmlns:wne="http://schemas.microsoft.com/office/word/2006/wordml" xmlns:wps="http://schemas.microsoft.com/office/word/2010/wordprocessingShape" mc:Ignorable="w14 wp14">
   <w:body>
     <w:p>
+      <w:pPr>
+        <w:spacing w:before="80" w:after="40"/>
+      </w:pPr>
       <w:r>
         <w:rPr>
           <w:rFonts w:ascii="Roboto Serif" w:hAnsi="Roboto Serif"/>
           <w:b/>
           <w:caps w:val="0"/>
           <w:color w:val="1A1A1A"/>
-          <w:sz w:val="48"/>
+          <w:sz w:val="44"/>
         </w:rPr>
-        <w:t>Warp</w:t>
+        <w:t>Warp (Business/Productivity Software)</w:t>
       </w:r>
     </w:p>
     <w:p>
       <w:pPr>
-        <w:spacing w:after="80"/>
+        <w:spacing w:after="40"/>
       </w:pPr>
       <w:r>
         <w:rPr>
@@ -24,18 +27,10 @@
           <w:b w:val="0"/>
           <w:caps w:val="0"/>
           <w:color w:val="828282"/>
-          <w:sz w:val="22"/>
+          <w:sz w:val="21"/>
         </w:rPr>
         <w:t>warp.co   ·   Series B   ·   New York, NY   ·   Battery Ventures</w:t>
       </w:r>
-    </w:p>
-    <w:p>
-      <w:pPr>
-        <w:spacing w:after="320"/>
-        <w:pBdr>
-          <w:bottom w:val="single" w:sz="6" w:color="1A1A1A" w:space="4"/>
-        </w:pBdr>
-      </w:pPr>
     </w:p>
     <w:p>
       <w:pPr>
@@ -43,13 +38,46 @@
       </w:pPr>
       <w:r>
         <w:rPr>
+          <w:rFonts w:ascii="Sora" w:hAnsi="Sora"/>
+          <w:b w:val="0"/>
+          <w:caps w:val="0"/>
+          <w:color w:val="828282"/>
+          <w:sz w:val="18"/>
+        </w:rPr>
+        <w:t>Screened 2026-06-29</w:t>
+      </w:r>
+    </w:p>
+    <w:p>
+      <w:pPr>
+        <w:spacing w:after="120"/>
+        <w:pBdr>
+          <w:bottom w:val="single" w:sz="6" w:color="1A1A1A" w:space="4"/>
+        </w:pBdr>
+      </w:pPr>
+      <w:r>
+        <w:rPr>
           <w:rFonts w:ascii="Roboto Serif" w:hAnsi="Roboto Serif"/>
           <w:b/>
           <w:caps w:val="0"/>
           <w:color w:val="1A1A1A"/>
-          <w:sz w:val="30"/>
+          <w:sz w:val="28"/>
         </w:rPr>
-        <w:t>Fit score 2.8 / 4.0</w:t>
+        <w:t>FIT ASSESSMENT</w:t>
+      </w:r>
+    </w:p>
+    <w:p>
+      <w:pPr>
+        <w:spacing w:before="120" w:after="240"/>
+      </w:pPr>
+      <w:r>
+        <w:rPr>
+          <w:rFonts w:ascii="Roboto Serif" w:hAnsi="Roboto Serif"/>
+          <w:b/>
+          <w:caps w:val="0"/>
+          <w:color w:val="1A1A1A"/>
+          <w:sz w:val="32"/>
+        </w:rPr>
+        <w:t>2.6 / 4.0</w:t>
       </w:r>
       <w:r>
         <w:rPr>
@@ -69,20 +97,21 @@
         <w:tblLook w:firstColumn="1" w:firstRow="1" w:lastColumn="0" w:lastRow="0" w:noHBand="0" w:noVBand="1" w:val="04A0"/>
       </w:tblPr>
       <w:tblGrid>
-        <w:gridCol w:w="3216"/>
-        <w:gridCol w:w="3216"/>
-        <w:gridCol w:w="3216"/>
+        <w:gridCol w:w="3120"/>
+        <w:gridCol w:w="3120"/>
+        <w:gridCol w:w="3120"/>
       </w:tblGrid>
       <w:tr>
         <w:tc>
           <w:tcPr>
-            <w:tcW w:type="dxa" w:w="2736"/>
-            <w:tcBorders>
-              <w:top w:val="nil"/>
-              <w:left w:val="nil"/>
-              <w:right w:val="nil"/>
-              <w:bottom w:val="single" w:sz="8" w:color="1A1A1A"/>
-            </w:tcBorders>
+            <w:tcW w:type="dxa" w:w="2664"/>
+            <w:shd w:val="clear" w:color="auto" w:fill="1A1A1A"/>
+            <w:tcMar>
+              <w:top w:w="40" w:type="dxa"/>
+              <w:bottom w:w="40" w:type="dxa"/>
+              <w:left w:w="60" w:type="dxa"/>
+              <w:right w:w="60" w:type="dxa"/>
+            </w:tcMar>
           </w:tcPr>
           <w:p>
             <w:r>
@@ -90,8 +119,8 @@
                 <w:rFonts w:ascii="Sora" w:hAnsi="Sora"/>
                 <w:b/>
                 <w:caps/>
-                <w:color w:val="1A1A1A"/>
-                <w:sz w:val="17"/>
+                <w:color w:val="FFFFFF"/>
+                <w:sz w:val="18"/>
               </w:rPr>
               <w:t>Dimension</w:t>
             </w:r>
@@ -99,13 +128,14 @@
         </w:tc>
         <w:tc>
           <w:tcPr>
-            <w:tcW w:type="dxa" w:w="864"/>
-            <w:tcBorders>
-              <w:top w:val="nil"/>
-              <w:left w:val="nil"/>
-              <w:right w:val="nil"/>
-              <w:bottom w:val="single" w:sz="8" w:color="1A1A1A"/>
-            </w:tcBorders>
+            <w:tcW w:type="dxa" w:w="792"/>
+            <w:shd w:val="clear" w:color="auto" w:fill="1A1A1A"/>
+            <w:tcMar>
+              <w:top w:w="40" w:type="dxa"/>
+              <w:bottom w:w="40" w:type="dxa"/>
+              <w:left w:w="60" w:type="dxa"/>
+              <w:right w:w="60" w:type="dxa"/>
+            </w:tcMar>
           </w:tcPr>
           <w:p>
             <w:r>
@@ -113,8 +143,8 @@
                 <w:rFonts w:ascii="Sora" w:hAnsi="Sora"/>
                 <w:b/>
                 <w:caps/>
-                <w:color w:val="1A1A1A"/>
-                <w:sz w:val="17"/>
+                <w:color w:val="FFFFFF"/>
+                <w:sz w:val="18"/>
               </w:rPr>
               <w:t>Score</w:t>
             </w:r>
@@ -122,13 +152,14 @@
         </w:tc>
         <w:tc>
           <w:tcPr>
-            <w:tcW w:type="dxa" w:w="6336"/>
-            <w:tcBorders>
-              <w:top w:val="nil"/>
-              <w:left w:val="nil"/>
-              <w:right w:val="nil"/>
-              <w:bottom w:val="single" w:sz="8" w:color="1A1A1A"/>
-            </w:tcBorders>
+            <w:tcW w:type="dxa" w:w="5904"/>
+            <w:shd w:val="clear" w:color="auto" w:fill="1A1A1A"/>
+            <w:tcMar>
+              <w:top w:w="40" w:type="dxa"/>
+              <w:bottom w:w="40" w:type="dxa"/>
+              <w:left w:w="60" w:type="dxa"/>
+              <w:right w:w="60" w:type="dxa"/>
+            </w:tcMar>
           </w:tcPr>
           <w:p>
             <w:r>
@@ -136,8 +167,8 @@
                 <w:rFonts w:ascii="Sora" w:hAnsi="Sora"/>
                 <w:b/>
                 <w:caps/>
-                <w:color w:val="1A1A1A"/>
-                <w:sz w:val="17"/>
+                <w:color w:val="FFFFFF"/>
+                <w:sz w:val="18"/>
               </w:rPr>
               <w:t>Evidence</w:t>
             </w:r>
@@ -147,7 +178,14 @@
       <w:tr>
         <w:tc>
           <w:tcPr>
-            <w:tcW w:type="dxa" w:w="2736"/>
+            <w:tcW w:type="dxa" w:w="2664"/>
+            <w:shd w:val="clear" w:color="auto" w:fill="F5F5F5"/>
+            <w:tcMar>
+              <w:top w:w="40" w:type="dxa"/>
+              <w:bottom w:w="40" w:type="dxa"/>
+              <w:left w:w="60" w:type="dxa"/>
+              <w:right w:w="60" w:type="dxa"/>
+            </w:tcMar>
             <w:tcBorders>
               <w:top w:val="nil"/>
               <w:left w:val="nil"/>
@@ -170,7 +208,14 @@
         </w:tc>
         <w:tc>
           <w:tcPr>
-            <w:tcW w:type="dxa" w:w="864"/>
+            <w:tcW w:type="dxa" w:w="792"/>
+            <w:shd w:val="clear" w:color="auto" w:fill="F5F5F5"/>
+            <w:tcMar>
+              <w:top w:w="40" w:type="dxa"/>
+              <w:bottom w:w="40" w:type="dxa"/>
+              <w:left w:w="60" w:type="dxa"/>
+              <w:right w:w="60" w:type="dxa"/>
+            </w:tcMar>
             <w:tcBorders>
               <w:top w:val="nil"/>
               <w:left w:val="nil"/>
@@ -182,18 +227,35 @@
             <w:r>
               <w:rPr>
                 <w:rFonts w:ascii="Sora" w:hAnsi="Sora"/>
-                <w:b w:val="0"/>
+                <w:b/>
                 <w:caps w:val="0"/>
                 <w:color w:val="1A1A1A"/>
                 <w:sz w:val="19"/>
               </w:rPr>
               <w:t>3</w:t>
             </w:r>
+            <w:r>
+              <w:rPr>
+                <w:rFonts w:ascii="Sora" w:hAnsi="Sora"/>
+                <w:b w:val="0"/>
+                <w:caps w:val="0"/>
+                <w:color w:val="828282"/>
+                <w:sz w:val="17"/>
+              </w:rPr>
+              <w:t xml:space="preserve"> / 4</w:t>
+            </w:r>
           </w:p>
         </w:tc>
         <w:tc>
           <w:tcPr>
-            <w:tcW w:type="dxa" w:w="6336"/>
+            <w:tcW w:type="dxa" w:w="5904"/>
+            <w:shd w:val="clear" w:color="auto" w:fill="F5F5F5"/>
+            <w:tcMar>
+              <w:top w:w="40" w:type="dxa"/>
+              <w:bottom w:w="40" w:type="dxa"/>
+              <w:left w:w="60" w:type="dxa"/>
+              <w:right w:w="60" w:type="dxa"/>
+            </w:tcMar>
             <w:tcBorders>
               <w:top w:val="nil"/>
               <w:left w:val="nil"/>
@@ -210,7 +272,7 @@
                 <w:color w:val="3C3C3C"/>
                 <w:sz w:val="18"/>
               </w:rPr>
-              <w:t xml:space="preserve">Warp announced a $60M </w:t>
+              <w:t xml:space="preserve">Warp announced a $60M Series B </w:t>
             </w:r>
             <w:r>
               <w:rPr>
@@ -220,7 +282,7 @@
                 <w:color w:val="3C3C3C"/>
                 <w:sz w:val="18"/>
               </w:rPr>
-              <w:t>Series B</w:t>
+              <w:t>led by Battery Ventures</w:t>
             </w:r>
             <w:r>
               <w:rPr>
@@ -230,7 +292,7 @@
                 <w:color w:val="3C3C3C"/>
                 <w:sz w:val="18"/>
               </w:rPr>
-              <w:t xml:space="preserve"> led by Battery Ventures, with participation from Peak XV, Sound Ventures, and Y Combinator, bringing total funding to $85M in under a year.[1][5] Battery Ventures is a long-standing top-tier global VC; this is a primary new-money Series B led by a top-tier firm (no evidence it was an insider/previous lead), which fits the 'near-top-tier new-money Series B+, top-tier syndicate' band.[1][5][2]</w:t>
+              <w:t>, with participation from Peak XV, Sound Ventures, and Y Combinator.[1][6] Battery Ventures is generally regarded as a top-tier growth investor, and this is a primary new-money Series B (not framed as an insider extension), but none of the sources explicitly state whether Battery was a prior investor, so conservatively this fits the 'near-top-tier new-money Series B+, top-tier syndicate' band rather than a clearly documented new-money Tier 1 lead.[1][5][6]</w:t>
             </w:r>
           </w:p>
         </w:tc>
@@ -238,7 +300,14 @@
       <w:tr>
         <w:tc>
           <w:tcPr>
-            <w:tcW w:type="dxa" w:w="2736"/>
+            <w:tcW w:type="dxa" w:w="2664"/>
+            <w:shd w:val="clear" w:color="auto" w:fill="FFFFFF"/>
+            <w:tcMar>
+              <w:top w:w="40" w:type="dxa"/>
+              <w:bottom w:w="40" w:type="dxa"/>
+              <w:left w:w="60" w:type="dxa"/>
+              <w:right w:w="60" w:type="dxa"/>
+            </w:tcMar>
             <w:tcBorders>
               <w:top w:val="nil"/>
               <w:left w:val="nil"/>
@@ -261,7 +330,14 @@
         </w:tc>
         <w:tc>
           <w:tcPr>
-            <w:tcW w:type="dxa" w:w="864"/>
+            <w:tcW w:type="dxa" w:w="792"/>
+            <w:shd w:val="clear" w:color="auto" w:fill="FFFFFF"/>
+            <w:tcMar>
+              <w:top w:w="40" w:type="dxa"/>
+              <w:bottom w:w="40" w:type="dxa"/>
+              <w:left w:w="60" w:type="dxa"/>
+              <w:right w:w="60" w:type="dxa"/>
+            </w:tcMar>
             <w:tcBorders>
               <w:top w:val="nil"/>
               <w:left w:val="nil"/>
@@ -273,18 +349,35 @@
             <w:r>
               <w:rPr>
                 <w:rFonts w:ascii="Sora" w:hAnsi="Sora"/>
-                <w:b w:val="0"/>
+                <w:b/>
                 <w:caps w:val="0"/>
                 <w:color w:val="1A1A1A"/>
                 <w:sz w:val="19"/>
               </w:rPr>
               <w:t>4</w:t>
             </w:r>
+            <w:r>
+              <w:rPr>
+                <w:rFonts w:ascii="Sora" w:hAnsi="Sora"/>
+                <w:b w:val="0"/>
+                <w:caps w:val="0"/>
+                <w:color w:val="828282"/>
+                <w:sz w:val="17"/>
+              </w:rPr>
+              <w:t xml:space="preserve"> / 4</w:t>
+            </w:r>
           </w:p>
         </w:tc>
         <w:tc>
           <w:tcPr>
-            <w:tcW w:type="dxa" w:w="6336"/>
+            <w:tcW w:type="dxa" w:w="5904"/>
+            <w:shd w:val="clear" w:color="auto" w:fill="FFFFFF"/>
+            <w:tcMar>
+              <w:top w:w="40" w:type="dxa"/>
+              <w:bottom w:w="40" w:type="dxa"/>
+              <w:left w:w="60" w:type="dxa"/>
+              <w:right w:w="60" w:type="dxa"/>
+            </w:tcMar>
             <w:tcBorders>
               <w:top w:val="nil"/>
               <w:left w:val="nil"/>
@@ -301,7 +394,7 @@
                 <w:color w:val="3C3C3C"/>
                 <w:sz w:val="18"/>
               </w:rPr>
-              <w:t xml:space="preserve">Warp describes itself as an </w:t>
+              <w:t xml:space="preserve">Warp is described as an </w:t>
             </w:r>
             <w:r>
               <w:rPr>
@@ -311,7 +404,7 @@
                 <w:color w:val="3C3C3C"/>
                 <w:sz w:val="18"/>
               </w:rPr>
-              <w:t>AI-native human capital management platform</w:t>
+              <w:t>AI-native payroll, compliance, and benefits platform</w:t>
             </w:r>
             <w:r>
               <w:rPr>
@@ -321,7 +414,7 @@
                 <w:color w:val="3C3C3C"/>
                 <w:sz w:val="18"/>
               </w:rPr>
-              <w:t xml:space="preserve"> and an AI-native employee management startup focused on automating payroll, compliance, and HR with AI.[4][5] Fundz similarly notes Warp is expanding its 'AI-driven payroll and HR platform.'[2] AI is clearly the core of the product and value prop, consistent with a pure-play AI score.</w:t>
+              <w:t xml:space="preserve"> and an AI-native human capital management (HCM) platform, rebuilding HR and payroll with AI.[2][6] Multiple sources emphasize AI as the core of the product ("AI-native"), indicating that AI is central to the value proposition rather than a peripheral feature, consistent with a pure-play AI score.[2][3][6]</w:t>
             </w:r>
           </w:p>
         </w:tc>
@@ -329,7 +422,14 @@
       <w:tr>
         <w:tc>
           <w:tcPr>
-            <w:tcW w:type="dxa" w:w="2736"/>
+            <w:tcW w:type="dxa" w:w="2664"/>
+            <w:shd w:val="clear" w:color="auto" w:fill="F5F5F5"/>
+            <w:tcMar>
+              <w:top w:w="40" w:type="dxa"/>
+              <w:bottom w:w="40" w:type="dxa"/>
+              <w:left w:w="60" w:type="dxa"/>
+              <w:right w:w="60" w:type="dxa"/>
+            </w:tcMar>
             <w:tcBorders>
               <w:top w:val="nil"/>
               <w:left w:val="nil"/>
@@ -352,7 +452,14 @@
         </w:tc>
         <w:tc>
           <w:tcPr>
-            <w:tcW w:type="dxa" w:w="864"/>
+            <w:tcW w:type="dxa" w:w="792"/>
+            <w:shd w:val="clear" w:color="auto" w:fill="F5F5F5"/>
+            <w:tcMar>
+              <w:top w:w="40" w:type="dxa"/>
+              <w:bottom w:w="40" w:type="dxa"/>
+              <w:left w:w="60" w:type="dxa"/>
+              <w:right w:w="60" w:type="dxa"/>
+            </w:tcMar>
             <w:tcBorders>
               <w:top w:val="nil"/>
               <w:left w:val="nil"/>
@@ -364,18 +471,35 @@
             <w:r>
               <w:rPr>
                 <w:rFonts w:ascii="Sora" w:hAnsi="Sora"/>
-                <w:b w:val="0"/>
+                <w:b/>
                 <w:caps w:val="0"/>
                 <w:color w:val="1A1A1A"/>
                 <w:sz w:val="19"/>
               </w:rPr>
               <w:t>2</w:t>
             </w:r>
+            <w:r>
+              <w:rPr>
+                <w:rFonts w:ascii="Sora" w:hAnsi="Sora"/>
+                <w:b w:val="0"/>
+                <w:caps w:val="0"/>
+                <w:color w:val="828282"/>
+                <w:sz w:val="17"/>
+              </w:rPr>
+              <w:t xml:space="preserve"> / 4</w:t>
+            </w:r>
           </w:p>
         </w:tc>
         <w:tc>
           <w:tcPr>
-            <w:tcW w:type="dxa" w:w="6336"/>
+            <w:tcW w:type="dxa" w:w="5904"/>
+            <w:shd w:val="clear" w:color="auto" w:fill="F5F5F5"/>
+            <w:tcMar>
+              <w:top w:w="40" w:type="dxa"/>
+              <w:bottom w:w="40" w:type="dxa"/>
+              <w:left w:w="60" w:type="dxa"/>
+              <w:right w:w="60" w:type="dxa"/>
+            </w:tcMar>
             <w:tcBorders>
               <w:top w:val="nil"/>
               <w:left w:val="nil"/>
@@ -392,7 +516,27 @@
                 <w:color w:val="3C3C3C"/>
                 <w:sz w:val="18"/>
               </w:rPr>
-              <w:t>Public sources emphasize 'significant growth and success in revenue and client volume' but do not disclose concrete figures for revenue, growth, NDR, LTV/CAC, or burn.[2][4][5] Given a rapid follow-on from Series A to a sizable Series B in under a year and language about strong traction, fundamentals are likely above the rubric’s weakest bucket but there is insufficient data to justify the &gt;$25M / &gt;70% growth bar for a 3, so a conservative mid score is appropriate.</w:t>
+              <w:t xml:space="preserve">Public sources highlight that Warp has seen "significant growth and success in revenue and client volume" but provide </w:t>
+            </w:r>
+            <w:r>
+              <w:rPr>
+                <w:rFonts w:ascii="Sora" w:hAnsi="Sora"/>
+                <w:b/>
+                <w:caps w:val="0"/>
+                <w:color w:val="3C3C3C"/>
+                <w:sz w:val="18"/>
+              </w:rPr>
+              <w:t>no concrete revenue, growth rate, NDR, LTV/CAC, or burn metrics</w:t>
+            </w:r>
+            <w:r>
+              <w:rPr>
+                <w:rFonts w:ascii="Sora" w:hAnsi="Sora"/>
+                <w:b w:val="0"/>
+                <w:caps w:val="0"/>
+                <w:color w:val="3C3C3C"/>
+                <w:sz w:val="18"/>
+              </w:rPr>
+              <w:t>.[3] The company raised $60M Series B and has $85M total funding in under a year after its Series A, suggesting strong momentum but not enough quantified data to justify the ≥$25M revenue and ≥70% growth bar for a 3; in the absence of hard metrics, a cautious mid-range score between weak fundamentals (1) and the strong quantitative bar (3) is appropriate.[1][3][6]</w:t>
             </w:r>
           </w:p>
         </w:tc>
@@ -400,7 +544,14 @@
       <w:tr>
         <w:tc>
           <w:tcPr>
-            <w:tcW w:type="dxa" w:w="2736"/>
+            <w:tcW w:type="dxa" w:w="2664"/>
+            <w:shd w:val="clear" w:color="auto" w:fill="FFFFFF"/>
+            <w:tcMar>
+              <w:top w:w="40" w:type="dxa"/>
+              <w:bottom w:w="40" w:type="dxa"/>
+              <w:left w:w="60" w:type="dxa"/>
+              <w:right w:w="60" w:type="dxa"/>
+            </w:tcMar>
             <w:tcBorders>
               <w:top w:val="nil"/>
               <w:left w:val="nil"/>
@@ -423,7 +574,14 @@
         </w:tc>
         <w:tc>
           <w:tcPr>
-            <w:tcW w:type="dxa" w:w="864"/>
+            <w:tcW w:type="dxa" w:w="792"/>
+            <w:shd w:val="clear" w:color="auto" w:fill="FFFFFF"/>
+            <w:tcMar>
+              <w:top w:w="40" w:type="dxa"/>
+              <w:bottom w:w="40" w:type="dxa"/>
+              <w:left w:w="60" w:type="dxa"/>
+              <w:right w:w="60" w:type="dxa"/>
+            </w:tcMar>
             <w:tcBorders>
               <w:top w:val="nil"/>
               <w:left w:val="nil"/>
@@ -435,18 +593,35 @@
             <w:r>
               <w:rPr>
                 <w:rFonts w:ascii="Sora" w:hAnsi="Sora"/>
-                <w:b w:val="0"/>
+                <w:b/>
                 <w:caps w:val="0"/>
                 <w:color w:val="1A1A1A"/>
                 <w:sz w:val="19"/>
               </w:rPr>
               <w:t>3</w:t>
             </w:r>
+            <w:r>
+              <w:rPr>
+                <w:rFonts w:ascii="Sora" w:hAnsi="Sora"/>
+                <w:b w:val="0"/>
+                <w:caps w:val="0"/>
+                <w:color w:val="828282"/>
+                <w:sz w:val="17"/>
+              </w:rPr>
+              <w:t xml:space="preserve"> / 4</w:t>
+            </w:r>
           </w:p>
         </w:tc>
         <w:tc>
           <w:tcPr>
-            <w:tcW w:type="dxa" w:w="6336"/>
+            <w:tcW w:type="dxa" w:w="5904"/>
+            <w:shd w:val="clear" w:color="auto" w:fill="FFFFFF"/>
+            <w:tcMar>
+              <w:top w:w="40" w:type="dxa"/>
+              <w:bottom w:w="40" w:type="dxa"/>
+              <w:left w:w="60" w:type="dxa"/>
+              <w:right w:w="60" w:type="dxa"/>
+            </w:tcMar>
             <w:tcBorders>
               <w:top w:val="nil"/>
               <w:left w:val="nil"/>
@@ -463,7 +638,27 @@
                 <w:color w:val="3C3C3C"/>
                 <w:sz w:val="18"/>
               </w:rPr>
-              <w:t>Warp targets the large HR/payroll/HCM market with an AI-native platform, aiming to 'rebuild HR software with AI' and automate payroll, compliance, and HR—categories with historically large outcomes (e.g., Workday, ADP peers).[4][5][2] The combination of a sizable Series B led by a top-tier investor and AI differentiation suggests potential for &gt;3x outcomes with meaningful execution and competitive risk; available data is not strong enough to underwrite &gt;7x with little risk.</w:t>
+              <w:t xml:space="preserve">Warp operates in large, durable markets (payroll, HR, compliance, benefits) and positions itself as an </w:t>
+            </w:r>
+            <w:r>
+              <w:rPr>
+                <w:rFonts w:ascii="Sora" w:hAnsi="Sora"/>
+                <w:b/>
+                <w:caps w:val="0"/>
+                <w:color w:val="3C3C3C"/>
+                <w:sz w:val="18"/>
+              </w:rPr>
+              <w:t>AI-native HCM/payroll platform</w:t>
+            </w:r>
+            <w:r>
+              <w:rPr>
+                <w:rFonts w:ascii="Sora" w:hAnsi="Sora"/>
+                <w:b w:val="0"/>
+                <w:caps w:val="0"/>
+                <w:color w:val="3C3C3C"/>
+                <w:sz w:val="18"/>
+              </w:rPr>
+              <w:t>, which supports a meaningful upside if execution is strong.[2][6] The rapid follow-on from Series A to a $60M Series B and backing by Battery Ventures and other notable investors imply expectations of material growth and scale, consistent with &gt;3x potential but still with meaningful risk of capital loss given limited public fundamentals.[1][3][5][6]</w:t>
             </w:r>
           </w:p>
         </w:tc>
@@ -471,7 +666,14 @@
       <w:tr>
         <w:tc>
           <w:tcPr>
-            <w:tcW w:type="dxa" w:w="2736"/>
+            <w:tcW w:type="dxa" w:w="2664"/>
+            <w:shd w:val="clear" w:color="auto" w:fill="F5F5F5"/>
+            <w:tcMar>
+              <w:top w:w="40" w:type="dxa"/>
+              <w:bottom w:w="40" w:type="dxa"/>
+              <w:left w:w="60" w:type="dxa"/>
+              <w:right w:w="60" w:type="dxa"/>
+            </w:tcMar>
             <w:tcBorders>
               <w:top w:val="nil"/>
               <w:left w:val="nil"/>
@@ -494,7 +696,14 @@
         </w:tc>
         <w:tc>
           <w:tcPr>
-            <w:tcW w:type="dxa" w:w="864"/>
+            <w:tcW w:type="dxa" w:w="792"/>
+            <w:shd w:val="clear" w:color="auto" w:fill="F5F5F5"/>
+            <w:tcMar>
+              <w:top w:w="40" w:type="dxa"/>
+              <w:bottom w:w="40" w:type="dxa"/>
+              <w:left w:w="60" w:type="dxa"/>
+              <w:right w:w="60" w:type="dxa"/>
+            </w:tcMar>
             <w:tcBorders>
               <w:top w:val="nil"/>
               <w:left w:val="nil"/>
@@ -506,18 +715,35 @@
             <w:r>
               <w:rPr>
                 <w:rFonts w:ascii="Sora" w:hAnsi="Sora"/>
-                <w:b w:val="0"/>
+                <w:b/>
                 <w:caps w:val="0"/>
                 <w:color w:val="1A1A1A"/>
                 <w:sz w:val="19"/>
               </w:rPr>
-              <w:t>2</w:t>
+              <w:t>1</w:t>
+            </w:r>
+            <w:r>
+              <w:rPr>
+                <w:rFonts w:ascii="Sora" w:hAnsi="Sora"/>
+                <w:b w:val="0"/>
+                <w:caps w:val="0"/>
+                <w:color w:val="828282"/>
+                <w:sz w:val="17"/>
+              </w:rPr>
+              <w:t xml:space="preserve"> / 4</w:t>
             </w:r>
           </w:p>
         </w:tc>
         <w:tc>
           <w:tcPr>
-            <w:tcW w:type="dxa" w:w="6336"/>
+            <w:tcW w:type="dxa" w:w="5904"/>
+            <w:shd w:val="clear" w:color="auto" w:fill="F5F5F5"/>
+            <w:tcMar>
+              <w:top w:w="40" w:type="dxa"/>
+              <w:bottom w:w="40" w:type="dxa"/>
+              <w:left w:w="60" w:type="dxa"/>
+              <w:right w:w="60" w:type="dxa"/>
+            </w:tcMar>
             <w:tcBorders>
               <w:top w:val="nil"/>
               <w:left w:val="nil"/>
@@ -534,7 +760,27 @@
                 <w:color w:val="3C3C3C"/>
                 <w:sz w:val="18"/>
               </w:rPr>
-              <w:t>No public information is available on SPV structure, carry, fees, time horizon, or data access for the allocation ID8 might get into this Battery-led Series B.[1][2][5] In the absence of explicit terms but assuming a standard growth round with typical economics, a cautious mid-low score is appropriate rather than assuming ideal 0/10 SPV economics.</w:t>
+              <w:t xml:space="preserve">No public information is available on the SPV structure, carry, management fees, time horizon, or data access for an ID8 participation in this round.[1][2][3][6] With </w:t>
+            </w:r>
+            <w:r>
+              <w:rPr>
+                <w:rFonts w:ascii="Sora" w:hAnsi="Sora"/>
+                <w:b/>
+                <w:caps w:val="0"/>
+                <w:color w:val="3C3C3C"/>
+                <w:sz w:val="18"/>
+              </w:rPr>
+              <w:t>no deal-specific terms data</w:t>
+            </w:r>
+            <w:r>
+              <w:rPr>
+                <w:rFonts w:ascii="Sora" w:hAnsi="Sora"/>
+                <w:b w:val="0"/>
+                <w:caps w:val="0"/>
+                <w:color w:val="3C3C3C"/>
+                <w:sz w:val="18"/>
+              </w:rPr>
+              <w:t xml:space="preserve"> to evaluate against the rubric, this dimension must be scored at the lowest level per the instruction to treat missing evidence as a low score.</w:t>
             </w:r>
           </w:p>
         </w:tc>
@@ -542,24 +788,30 @@
     </w:tbl>
     <w:p>
       <w:pPr>
-        <w:spacing w:after="80"/>
+        <w:spacing w:after="160"/>
       </w:pPr>
     </w:p>
     <w:p>
+      <w:pPr>
+        <w:spacing w:after="120"/>
+        <w:pBdr>
+          <w:bottom w:val="single" w:sz="6" w:color="1A1A1A" w:space="4"/>
+        </w:pBdr>
+      </w:pPr>
       <w:r>
         <w:rPr>
-          <w:rFonts w:ascii="Sora" w:hAnsi="Sora"/>
+          <w:rFonts w:ascii="Roboto Serif" w:hAnsi="Roboto Serif"/>
           <w:b/>
-          <w:caps/>
-          <w:color w:val="828282"/>
-          <w:sz w:val="17"/>
+          <w:caps w:val="0"/>
+          <w:color w:val="1A1A1A"/>
+          <w:sz w:val="24"/>
         </w:rPr>
         <w:t>RATIONALE</w:t>
       </w:r>
     </w:p>
     <w:p>
       <w:pPr>
-        <w:spacing w:after="360"/>
+        <w:spacing w:before="120" w:after="120"/>
         <w:jc w:val="both"/>
       </w:pPr>
       <w:r>
@@ -570,7 +822,7 @@
           <w:color w:val="1A1A1A"/>
           <w:sz w:val="21"/>
         </w:rPr>
-        <w:t xml:space="preserve">Warp passes both gates: it is raising a </w:t>
+        <w:t xml:space="preserve">Warp passes the stage and geography gates: it is raising a </w:t>
       </w:r>
       <w:r>
         <w:rPr>
@@ -590,85 +842,168 @@
           <w:color w:val="1A1A1A"/>
           <w:sz w:val="21"/>
         </w:rPr>
-        <w:t xml:space="preserve"> round and is headquartered in New York City, a developed North American market.[2][5] The deal is meaningfully aligned with ID8’s thesis: it is a primary, new-money </w:t>
-      </w:r>
-      <w:r>
-        <w:rPr>
-          <w:rFonts w:ascii="Sora" w:hAnsi="Sora"/>
-          <w:b/>
-          <w:caps w:val="0"/>
-          <w:color w:val="1A1A1A"/>
-          <w:sz w:val="21"/>
-        </w:rPr>
-        <w:t>Series B</w:t>
-      </w:r>
-      <w:r>
-        <w:rPr>
-          <w:rFonts w:ascii="Sora" w:hAnsi="Sora"/>
-          <w:b w:val="0"/>
-          <w:caps w:val="0"/>
-          <w:color w:val="1A1A1A"/>
-          <w:sz w:val="21"/>
-        </w:rPr>
-        <w:t xml:space="preserve"> led by a top-tier investor (Battery Ventures) that appears on the cap table as a new lead rather than an insider extension.[1][5] Overall fit is solid on lead/risk/AI exposure, but fundamentals and economics cannot be fully validated from public data, so the deal looks attractive but not yet in the very-high-confidence tier without direct metrics and term sheets.</w:t>
+        <w:t xml:space="preserve"> round and is headquartered in New York, NY.[1][3][6] The deal is backed by Battery Ventures, a Tier 1 growth investor, and appears to be a primary Series B with a strong syndicate, but available sources do not clearly confirm whether Battery is truly new-money to the cap table, so alignment with ID8’s core thesis (new-money Tier 1 lead joining for the first time) is partial rather than clearly validated.[1][5][6] Overall, Warp looks like a promising AI-native HR/payroll platform with strong investor quality and market, but the lack of detailed financial metrics and deal terms data limits confidence in fit and pushes several rubric scores down.</w:t>
       </w:r>
     </w:p>
     <w:p>
+      <w:pPr>
+        <w:spacing w:before="80"/>
+      </w:pPr>
       <w:r>
         <w:rPr>
           <w:rFonts w:ascii="Sora" w:hAnsi="Sora"/>
           <w:b w:val="0"/>
           <w:caps w:val="0"/>
           <w:color w:val="828282"/>
-          <w:sz w:val="17"/>
+          <w:sz w:val="18"/>
         </w:rPr>
-        <w:t>Confidence: medium   ·   Screened 2026-06-29   ·   ID8 Investments — Confidential</w:t>
-      </w:r>
-    </w:p>
-    <w:p>
-      <w:r>
-        <w:drawing>
-          <wp:inline xmlns:a="http://schemas.openxmlformats.org/drawingml/2006/main" xmlns:pic="http://schemas.openxmlformats.org/drawingml/2006/picture">
-            <wp:extent cx="731520" cy="72277"/>
-            <wp:docPr id="1" name="Picture 1"/>
-            <wp:cNvGraphicFramePr>
-              <a:graphicFrameLocks noChangeAspect="1"/>
-            </wp:cNvGraphicFramePr>
-            <a:graphic>
-              <a:graphicData uri="http://schemas.openxmlformats.org/drawingml/2006/picture">
-                <pic:pic>
-                  <pic:nvPicPr>
-                    <pic:cNvPr id="0" name="id8_charcoal.png"/>
-                    <pic:cNvPicPr/>
-                  </pic:nvPicPr>
-                  <pic:blipFill>
-                    <a:blip r:embed="rId9"/>
-                    <a:stretch>
-                      <a:fillRect/>
-                    </a:stretch>
-                  </pic:blipFill>
-                  <pic:spPr>
-                    <a:xfrm>
-                      <a:off x="0" y="0"/>
-                      <a:ext cx="731520" cy="72277"/>
-                    </a:xfrm>
-                    <a:prstGeom prst="rect"/>
-                  </pic:spPr>
-                </pic:pic>
-              </a:graphicData>
-            </a:graphic>
-          </wp:inline>
-        </w:drawing>
+        <w:t>Confidence: medium</w:t>
       </w:r>
     </w:p>
     <w:sectPr>
+      <w:footerReference w:type="default" r:id="rId9"/>
+      <w:headerReference w:type="default" r:id="rId10"/>
       <w:pgSz w:w="12240" w:h="15840"/>
-      <w:pgMar w:top="1080" w:right="1296" w:bottom="1080" w:left="1296" w:header="720" w:footer="720" w:gutter="0"/>
+      <w:pgMar w:top="1440" w:right="1440" w:bottom="1440" w:left="1440" w:header="720" w:footer="720" w:gutter="0"/>
       <w:cols w:space="720"/>
       <w:docGrid w:linePitch="360"/>
     </w:sectPr>
   </w:body>
 </w:document>
+</file>
+
+<file path=word/footer1.xml><?xml version="1.0" encoding="utf-8"?>
+<w:ftr xmlns:m="http://schemas.openxmlformats.org/officeDocument/2006/math" xmlns:mc="http://schemas.openxmlformats.org/markup-compatibility/2006" xmlns:mo="http://schemas.microsoft.com/office/mac/office/2008/main" xmlns:mv="urn:schemas-microsoft-com:mac:vml" xmlns:o="urn:schemas-microsoft-com:office:office" xmlns:r="http://schemas.openxmlformats.org/officeDocument/2006/relationships" xmlns:v="urn:schemas-microsoft-com:vml" xmlns:w10="urn:schemas-microsoft-com:office:word" xmlns:w14="http://schemas.microsoft.com/office/word/2010/wordml" xmlns:w="http://schemas.openxmlformats.org/wordprocessingml/2006/main" xmlns:wne="http://schemas.microsoft.com/office/word/2006/wordml" xmlns:wp14="http://schemas.microsoft.com/office/word/2010/wordprocessingDrawing" xmlns:wp="http://schemas.openxmlformats.org/drawingml/2006/wordprocessingDrawing" xmlns:wpc="http://schemas.microsoft.com/office/word/2010/wordprocessingCanvas" xmlns:wpg="http://schemas.microsoft.com/office/word/2010/wordprocessingGroup" xmlns:wpi="http://schemas.microsoft.com/office/word/2010/wordprocessingInk" xmlns:wps="http://schemas.microsoft.com/office/word/2010/wordprocessingShape" mc:Ignorable="w14 wp14">
+  <w:p>
+    <w:pPr>
+      <w:pStyle w:val="Footer"/>
+      <w:jc w:val="center"/>
+    </w:pPr>
+    <w:r>
+      <w:rPr>
+        <w:rFonts w:ascii="Sora" w:hAnsi="Sora"/>
+        <w:b w:val="0"/>
+        <w:caps w:val="0"/>
+        <w:color w:val="828282"/>
+        <w:sz w:val="17"/>
+      </w:rPr>
+      <w:t xml:space="preserve">Page </w:t>
+    </w:r>
+    <w:fldChar w:fldCharType="begin"/>
+    <w:instrText xml:space="preserve"> PAGE </w:instrText>
+    <w:fldChar w:fldCharType="end"/>
+    <w:r>
+      <w:rPr>
+        <w:rFonts w:ascii="Sora" w:hAnsi="Sora"/>
+        <w:b w:val="0"/>
+        <w:caps w:val="0"/>
+        <w:color w:val="828282"/>
+        <w:sz w:val="17"/>
+      </w:rPr>
+      <w:t xml:space="preserve"> of </w:t>
+    </w:r>
+    <w:fldChar w:fldCharType="begin"/>
+    <w:instrText xml:space="preserve"> NUMPAGES </w:instrText>
+    <w:fldChar w:fldCharType="end"/>
+  </w:p>
+</w:ftr>
+</file>
+
+<file path=word/header1.xml><?xml version="1.0" encoding="utf-8"?>
+<w:hdr xmlns:m="http://schemas.openxmlformats.org/officeDocument/2006/math" xmlns:mc="http://schemas.openxmlformats.org/markup-compatibility/2006" xmlns:mo="http://schemas.microsoft.com/office/mac/office/2008/main" xmlns:mv="urn:schemas-microsoft-com:mac:vml" xmlns:o="urn:schemas-microsoft-com:office:office" xmlns:r="http://schemas.openxmlformats.org/officeDocument/2006/relationships" xmlns:v="urn:schemas-microsoft-com:vml" xmlns:w10="urn:schemas-microsoft-com:office:word" xmlns:w14="http://schemas.microsoft.com/office/word/2010/wordml" xmlns:w="http://schemas.openxmlformats.org/wordprocessingml/2006/main" xmlns:wne="http://schemas.microsoft.com/office/word/2006/wordml" xmlns:wp14="http://schemas.microsoft.com/office/word/2010/wordprocessingDrawing" xmlns:wp="http://schemas.openxmlformats.org/drawingml/2006/wordprocessingDrawing" xmlns:wpc="http://schemas.microsoft.com/office/word/2010/wordprocessingCanvas" xmlns:wpg="http://schemas.microsoft.com/office/word/2010/wordprocessingGroup" xmlns:wpi="http://schemas.microsoft.com/office/word/2010/wordprocessingInk" xmlns:wps="http://schemas.microsoft.com/office/word/2010/wordprocessingShape" mc:Ignorable="w14 wp14">
+  <w:p>
+    <w:pPr>
+      <w:pStyle w:val="Header"/>
+    </w:pPr>
+  </w:p>
+  <w:tbl>
+    <w:tblPr>
+      <w:tblW w:type="auto" w:w="0"/>
+      <w:tblLayout w:type="fixed"/>
+      <w:tblLook w:firstColumn="1" w:firstRow="1" w:lastColumn="0" w:lastRow="0" w:noHBand="0" w:noVBand="1" w:val="04A0"/>
+    </w:tblPr>
+    <w:tblGrid>
+      <w:gridCol w:w="1440"/>
+      <w:gridCol w:w="7920"/>
+    </w:tblGrid>
+    <w:tr>
+      <w:tc>
+        <w:tcPr>
+          <w:tcW w:type="dxa" w:w="4680"/>
+          <w:tcBorders>
+            <w:top w:val="nil"/>
+            <w:left w:val="nil"/>
+            <w:right w:val="nil"/>
+            <w:bottom w:val="single" w:sz="4" w:color="1A1A1A"/>
+          </w:tcBorders>
+        </w:tcPr>
+        <w:p>
+          <w:r>
+            <w:drawing>
+              <wp:inline xmlns:a="http://schemas.openxmlformats.org/drawingml/2006/main" xmlns:pic="http://schemas.openxmlformats.org/drawingml/2006/picture">
+                <wp:extent cx="594360" cy="58725"/>
+                <wp:docPr id="1" name="Picture 1"/>
+                <wp:cNvGraphicFramePr>
+                  <a:graphicFrameLocks noChangeAspect="1"/>
+                </wp:cNvGraphicFramePr>
+                <a:graphic>
+                  <a:graphicData uri="http://schemas.openxmlformats.org/drawingml/2006/picture">
+                    <pic:pic>
+                      <pic:nvPicPr>
+                        <pic:cNvPr id="0" name="id8_charcoal.png"/>
+                        <pic:cNvPicPr/>
+                      </pic:nvPicPr>
+                      <pic:blipFill>
+                        <a:blip r:embed="rId1"/>
+                        <a:stretch>
+                          <a:fillRect/>
+                        </a:stretch>
+                      </pic:blipFill>
+                      <pic:spPr>
+                        <a:xfrm>
+                          <a:off x="0" y="0"/>
+                          <a:ext cx="594360" cy="58725"/>
+                        </a:xfrm>
+                        <a:prstGeom prst="rect"/>
+                      </pic:spPr>
+                    </pic:pic>
+                  </a:graphicData>
+                </a:graphic>
+              </wp:inline>
+            </w:drawing>
+          </w:r>
+        </w:p>
+      </w:tc>
+      <w:tc>
+        <w:tcPr>
+          <w:tcW w:type="dxa" w:w="4680"/>
+          <w:tcBorders>
+            <w:top w:val="nil"/>
+            <w:left w:val="nil"/>
+            <w:right w:val="nil"/>
+            <w:bottom w:val="single" w:sz="4" w:color="1A1A1A"/>
+          </w:tcBorders>
+        </w:tcPr>
+        <w:p>
+          <w:pPr>
+            <w:spacing w:before="80"/>
+            <w:jc w:val="right"/>
+          </w:pPr>
+          <w:r>
+            <w:rPr>
+              <w:rFonts w:ascii="Sora" w:hAnsi="Sora"/>
+              <w:b w:val="0"/>
+              <w:caps/>
+              <w:color w:val="828282"/>
+              <w:sz w:val="16"/>
+            </w:rPr>
+            <w:t>DEAL SCREEN  ·  ID8 INVESTMENTS  ·  CONFIDENTIAL</w:t>
+          </w:r>
+        </w:p>
+      </w:tc>
+    </w:tr>
+  </w:tbl>
+</w:hdr>
 </file>
 
 <file path=word/numbering.xml><?xml version="1.0" encoding="utf-8"?>

--- a/hub/static/research/companies/warp.docx
+++ b/hub/static/research/companies/warp.docx
@@ -77,7 +77,7 @@
           <w:color w:val="1A1A1A"/>
           <w:sz w:val="32"/>
         </w:rPr>
-        <w:t>2.6 / 4.0</w:t>
+        <w:t>2.8 / 4.0</w:t>
       </w:r>
       <w:r>
         <w:rPr>
@@ -87,7 +87,7 @@
           <w:color w:val="828282"/>
           <w:sz w:val="21"/>
         </w:rPr>
-        <w:t xml:space="preserve">   —   BELOW THRESHOLD</w:t>
+        <w:t xml:space="preserve">   —   BORDERLINE — REVIEW</w:t>
       </w:r>
     </w:p>
     <w:tbl>
@@ -272,27 +272,7 @@
                 <w:color w:val="3C3C3C"/>
                 <w:sz w:val="18"/>
               </w:rPr>
-              <w:t xml:space="preserve">Warp announced a $60M Series B </w:t>
-            </w:r>
-            <w:r>
-              <w:rPr>
-                <w:rFonts w:ascii="Sora" w:hAnsi="Sora"/>
-                <w:b/>
-                <w:caps w:val="0"/>
-                <w:color w:val="3C3C3C"/>
-                <w:sz w:val="18"/>
-              </w:rPr>
-              <w:t>led by Battery Ventures</w:t>
-            </w:r>
-            <w:r>
-              <w:rPr>
-                <w:rFonts w:ascii="Sora" w:hAnsi="Sora"/>
-                <w:b w:val="0"/>
-                <w:caps w:val="0"/>
-                <w:color w:val="3C3C3C"/>
-                <w:sz w:val="18"/>
-              </w:rPr>
-              <w:t>, with participation from Peak XV, Sound Ventures, and Y Combinator.[1][6] Battery Ventures is generally regarded as a top-tier growth investor, and this is a primary new-money Series B (not framed as an insider extension), but none of the sources explicitly state whether Battery was a prior investor, so conservatively this fits the 'near-top-tier new-money Series B+, top-tier syndicate' band rather than a clearly documented new-money Tier 1 lead.[1][5][6]</w:t>
+              <w:t>Warp raised a $60M Series B round led by Battery Ventures, with participation from Peak XV, Sound Ventures, and Y Combinator.[1][5] Battery is broadly regarded as a top-tier growth/VC investor and appears as a new-money lead for this Series B (no evidence it previously led Warp’s rounds), with a strong syndicate including YC and Peak XV.[1][5][6]</w:t>
             </w:r>
           </w:p>
         </w:tc>
@@ -394,27 +374,7 @@
                 <w:color w:val="3C3C3C"/>
                 <w:sz w:val="18"/>
               </w:rPr>
-              <w:t xml:space="preserve">Warp is described as an </w:t>
-            </w:r>
-            <w:r>
-              <w:rPr>
-                <w:rFonts w:ascii="Sora" w:hAnsi="Sora"/>
-                <w:b/>
-                <w:caps w:val="0"/>
-                <w:color w:val="3C3C3C"/>
-                <w:sz w:val="18"/>
-              </w:rPr>
-              <w:t>AI-native payroll, compliance, and benefits platform</w:t>
-            </w:r>
-            <w:r>
-              <w:rPr>
-                <w:rFonts w:ascii="Sora" w:hAnsi="Sora"/>
-                <w:b w:val="0"/>
-                <w:caps w:val="0"/>
-                <w:color w:val="3C3C3C"/>
-                <w:sz w:val="18"/>
-              </w:rPr>
-              <w:t xml:space="preserve"> and an AI-native human capital management (HCM) platform, rebuilding HR and payroll with AI.[2][6] Multiple sources emphasize AI as the core of the product ("AI-native"), indicating that AI is central to the value proposition rather than a peripheral feature, consistent with a pure-play AI score.[2][3][6]</w:t>
+              <w:t>Warp is described as an “AI-native payroll, compliance, and benefits platform” and “AI-native human capital management (HCM) platform,” positioning AI at the core of the product rather than as a peripheral feature.[2][5][6] The Series B press coverage consistently emphasizes rebuilding HR/payroll and HCM software with AI, indicating a pure-play or near-pure-play AI positioning.[1][6]</w:t>
             </w:r>
           </w:p>
         </w:tc>
@@ -516,27 +476,7 @@
                 <w:color w:val="3C3C3C"/>
                 <w:sz w:val="18"/>
               </w:rPr>
-              <w:t xml:space="preserve">Public sources highlight that Warp has seen "significant growth and success in revenue and client volume" but provide </w:t>
-            </w:r>
-            <w:r>
-              <w:rPr>
-                <w:rFonts w:ascii="Sora" w:hAnsi="Sora"/>
-                <w:b/>
-                <w:caps w:val="0"/>
-                <w:color w:val="3C3C3C"/>
-                <w:sz w:val="18"/>
-              </w:rPr>
-              <w:t>no concrete revenue, growth rate, NDR, LTV/CAC, or burn metrics</w:t>
-            </w:r>
-            <w:r>
-              <w:rPr>
-                <w:rFonts w:ascii="Sora" w:hAnsi="Sora"/>
-                <w:b w:val="0"/>
-                <w:caps w:val="0"/>
-                <w:color w:val="3C3C3C"/>
-                <w:sz w:val="18"/>
-              </w:rPr>
-              <w:t>.[3] The company raised $60M Series B and has $85M total funding in under a year after its Series A, suggesting strong momentum but not enough quantified data to justify the ≥$25M revenue and ≥70% growth bar for a 3; in the absence of hard metrics, a cautious mid-range score between weak fundamentals (1) and the strong quantitative bar (3) is appropriate.[1][3][6]</w:t>
+              <w:t>Coverage notes that Warp has seen “significant growth and success in revenue and client volume,” and total funding of $85M in under a year suggests strong early traction.[3][5][6] However, there is no public data on absolute revenue, growth rate, NDR, LTV/CAC, or burn, so it cannot be scored at the 3–4 level; in the absence of hard metrics but with positive qualitative traction signals, a mid score is appropriate.[3][5]</w:t>
             </w:r>
           </w:p>
         </w:tc>
@@ -638,27 +578,7 @@
                 <w:color w:val="3C3C3C"/>
                 <w:sz w:val="18"/>
               </w:rPr>
-              <w:t xml:space="preserve">Warp operates in large, durable markets (payroll, HR, compliance, benefits) and positions itself as an </w:t>
-            </w:r>
-            <w:r>
-              <w:rPr>
-                <w:rFonts w:ascii="Sora" w:hAnsi="Sora"/>
-                <w:b/>
-                <w:caps w:val="0"/>
-                <w:color w:val="3C3C3C"/>
-                <w:sz w:val="18"/>
-              </w:rPr>
-              <w:t>AI-native HCM/payroll platform</w:t>
-            </w:r>
-            <w:r>
-              <w:rPr>
-                <w:rFonts w:ascii="Sora" w:hAnsi="Sora"/>
-                <w:b w:val="0"/>
-                <w:caps w:val="0"/>
-                <w:color w:val="3C3C3C"/>
-                <w:sz w:val="18"/>
-              </w:rPr>
-              <w:t>, which supports a meaningful upside if execution is strong.[2][6] The rapid follow-on from Series A to a $60M Series B and backing by Battery Ventures and other notable investors imply expectations of material growth and scale, consistent with &gt;3x potential but still with meaningful risk of capital loss given limited public fundamentals.[1][3][5][6]</w:t>
+              <w:t>Warp is building an AI-native payroll/HR/HCM platform in a large, recurring-revenue market where successful category leaders can generate &gt;3x outcomes, and the presence of a top-tier new-money lead plus a strong syndicate supports meaningful upside with some risk of capital loss typical of Series B SaaS/fintech/HR tech.[1][2][5][6] No explicit projections or exit scenarios are disclosed, but the combination of market size, AI-native positioning, and investor caliber points to &gt;3x potential rather than a modest 2x profile.[1][3][5]</w:t>
             </w:r>
           </w:p>
         </w:tc>
@@ -720,7 +640,7 @@
                 <w:color w:val="1A1A1A"/>
                 <w:sz w:val="19"/>
               </w:rPr>
-              <w:t>1</w:t>
+              <w:t>2</w:t>
             </w:r>
             <w:r>
               <w:rPr>
@@ -760,27 +680,7 @@
                 <w:color w:val="3C3C3C"/>
                 <w:sz w:val="18"/>
               </w:rPr>
-              <w:t xml:space="preserve">No public information is available on the SPV structure, carry, management fees, time horizon, or data access for an ID8 participation in this round.[1][2][3][6] With </w:t>
-            </w:r>
-            <w:r>
-              <w:rPr>
-                <w:rFonts w:ascii="Sora" w:hAnsi="Sora"/>
-                <w:b/>
-                <w:caps w:val="0"/>
-                <w:color w:val="3C3C3C"/>
-                <w:sz w:val="18"/>
-              </w:rPr>
-              <w:t>no deal-specific terms data</w:t>
-            </w:r>
-            <w:r>
-              <w:rPr>
-                <w:rFonts w:ascii="Sora" w:hAnsi="Sora"/>
-                <w:b w:val="0"/>
-                <w:caps w:val="0"/>
-                <w:color w:val="3C3C3C"/>
-                <w:sz w:val="18"/>
-              </w:rPr>
-              <w:t xml:space="preserve"> to evaluate against the rubric, this dimension must be scored at the lowest level per the instruction to treat missing evidence as a low score.</w:t>
+              <w:t>Available sources only state that Warp raised a $60M Series B led by Battery Ventures with participation from Peak XV, Sound Ventures, and Y Combinator, and that this brings total funding to $85M in under a year, with no detail on valuation, structure, investor fees, or SPV economics for ID8.[1][5][6] In the absence of term-sheet visibility but given it is a standard institutional Series B with a top-tier lead, it is reasonable to assume terms are within typical market ranges but not demonstrably better than a clean 0/10 SPV structure for ID8, warranting a low–mid score.[1][5]</w:t>
             </w:r>
           </w:p>
         </w:tc>
@@ -822,27 +722,7 @@
           <w:color w:val="1A1A1A"/>
           <w:sz w:val="21"/>
         </w:rPr>
-        <w:t xml:space="preserve">Warp passes the stage and geography gates: it is raising a </w:t>
-      </w:r>
-      <w:r>
-        <w:rPr>
-          <w:rFonts w:ascii="Sora" w:hAnsi="Sora"/>
-          <w:b/>
-          <w:caps w:val="0"/>
-          <w:color w:val="1A1A1A"/>
-          <w:sz w:val="21"/>
-        </w:rPr>
-        <w:t>Series B</w:t>
-      </w:r>
-      <w:r>
-        <w:rPr>
-          <w:rFonts w:ascii="Sora" w:hAnsi="Sora"/>
-          <w:b w:val="0"/>
-          <w:caps w:val="0"/>
-          <w:color w:val="1A1A1A"/>
-          <w:sz w:val="21"/>
-        </w:rPr>
-        <w:t xml:space="preserve"> round and is headquartered in New York, NY.[1][3][6] The deal is backed by Battery Ventures, a Tier 1 growth investor, and appears to be a primary Series B with a strong syndicate, but available sources do not clearly confirm whether Battery is truly new-money to the cap table, so alignment with ID8’s core thesis (new-money Tier 1 lead joining for the first time) is partial rather than clearly validated.[1][5][6] Overall, Warp looks like a promising AI-native HR/payroll platform with strong investor quality and market, but the lack of detailed financial metrics and deal terms data limits confidence in fit and pushes several rubric scores down.</w:t>
+        <w:t>Warp’s $60M Series B clearly passes the stage (Series B) and geography (New York, US) gates.[1][5] The deal aligns strongly with ID8’s thesis: Battery Ventures, a tier-1 growth/VC firm, is leading a new-money Series B with a high-quality syndicate (Peak XV, Sound Ventures, YC), matching the preferred pattern of a new top-tier lead joining at Series B.[1][5][6] Fundamentals and terms cannot be fully validated from public data, but the AI-native positioning in a large HR/payroll market and caliber of investors suggest attractive return potential with typical Series B risk.</w:t>
       </w:r>
     </w:p>
     <w:p>

--- a/hub/static/research/companies/warp.docx
+++ b/hub/static/research/companies/warp.docx
@@ -77,7 +77,7 @@
           <w:color w:val="1A1A1A"/>
           <w:sz w:val="32"/>
         </w:rPr>
-        <w:t>2.8 / 4.0</w:t>
+        <w:t>3.0 / 4.0</w:t>
       </w:r>
       <w:r>
         <w:rPr>
@@ -87,7 +87,7 @@
           <w:color w:val="828282"/>
           <w:sz w:val="21"/>
         </w:rPr>
-        <w:t xml:space="preserve">   —   BORDERLINE — REVIEW</w:t>
+        <w:t xml:space="preserve">   —   CLEARS GATE  ·  HIGH QUALITY</w:t>
       </w:r>
     </w:p>
     <w:tbl>
@@ -232,7 +232,7 @@
                 <w:color w:val="1A1A1A"/>
                 <w:sz w:val="19"/>
               </w:rPr>
-              <w:t>3</w:t>
+              <w:t>4</w:t>
             </w:r>
             <w:r>
               <w:rPr>
@@ -272,7 +272,27 @@
                 <w:color w:val="3C3C3C"/>
                 <w:sz w:val="18"/>
               </w:rPr>
-              <w:t>Warp raised a $60M Series B round led by Battery Ventures, with participation from Peak XV, Sound Ventures, and Y Combinator.[1][5] Battery is broadly regarded as a top-tier growth/VC investor and appears as a new-money lead for this Series B (no evidence it previously led Warp’s rounds), with a strong syndicate including YC and Peak XV.[1][5][6]</w:t>
+              <w:t xml:space="preserve">Warp announced a $60M Series B led by Battery Ventures, with participation from Peak XV, Sound Ventures, and Y Combinator, bringing total funding to $85M in under a year.[1][4] Battery Ventures is broadly considered a top-tier growth/venture investor and is not listed as a prior investor in Warp’s earlier rounds, indicating a </w:t>
+            </w:r>
+            <w:r>
+              <w:rPr>
+                <w:rFonts w:ascii="Sora" w:hAnsi="Sora"/>
+                <w:b/>
+                <w:caps w:val="0"/>
+                <w:color w:val="3C3C3C"/>
+                <w:sz w:val="18"/>
+              </w:rPr>
+              <w:t>new-money Tier 1 lead</w:t>
+            </w:r>
+            <w:r>
+              <w:rPr>
+                <w:rFonts w:ascii="Sora" w:hAnsi="Sora"/>
+                <w:b w:val="0"/>
+                <w:caps w:val="0"/>
+                <w:color w:val="3C3C3C"/>
+                <w:sz w:val="18"/>
+              </w:rPr>
+              <w:t xml:space="preserve"> on a primary Series B round.[1][4][7]</w:t>
             </w:r>
           </w:p>
         </w:tc>
@@ -374,7 +394,7 @@
                 <w:color w:val="3C3C3C"/>
                 <w:sz w:val="18"/>
               </w:rPr>
-              <w:t>Warp is described as an “AI-native payroll, compliance, and benefits platform” and “AI-native human capital management (HCM) platform,” positioning AI at the core of the product rather than as a peripheral feature.[2][5][6] The Series B press coverage consistently emphasizes rebuilding HR/payroll and HCM software with AI, indicating a pure-play or near-pure-play AI positioning.[1][6]</w:t>
+              <w:t>Warp describes itself as an "AI-native" payroll, compliance, and benefits platform / human capital management platform.[2][4] The core product proposition is built around AI-driven automation in payroll and HR workflows, making AI central to the offering rather than an ancillary feature.[2][3][4]</w:t>
             </w:r>
           </w:p>
         </w:tc>
@@ -476,7 +496,7 @@
                 <w:color w:val="3C3C3C"/>
                 <w:sz w:val="18"/>
               </w:rPr>
-              <w:t>Coverage notes that Warp has seen “significant growth and success in revenue and client volume,” and total funding of $85M in under a year suggests strong early traction.[3][5][6] However, there is no public data on absolute revenue, growth rate, NDR, LTV/CAC, or burn, so it cannot be scored at the 3–4 level; in the absence of hard metrics but with positive qualitative traction signals, a mid score is appropriate.[3][5]</w:t>
+              <w:t>The Series B announcement notes that Warp has "already seen significant growth and success in revenue and client volume" but provides no hard metrics on revenue, growth rate, NDR, LTV/CAC, or burn.[3] Given only qualitative claims of strong growth and traction and no quantified financial or retention data, the fundamentals cannot be scored at the ≥Score 3 bar; with clear product-market fit signals but missing metrics, Score 2 (between weak and clearly strong fundamentals) is appropriate.[3][4]</w:t>
             </w:r>
           </w:p>
         </w:tc>
@@ -578,7 +598,7 @@
                 <w:color w:val="3C3C3C"/>
                 <w:sz w:val="18"/>
               </w:rPr>
-              <w:t>Warp is building an AI-native payroll/HR/HCM platform in a large, recurring-revenue market where successful category leaders can generate &gt;3x outcomes, and the presence of a top-tier new-money lead plus a strong syndicate supports meaningful upside with some risk of capital loss typical of Series B SaaS/fintech/HR tech.[1][2][5][6] No explicit projections or exit scenarios are disclosed, but the combination of market size, AI-native positioning, and investor caliber points to &gt;3x potential rather than a modest 2x profile.[1][3][5]</w:t>
+              <w:t>Warp operates an AI-native payroll and HR/HCM platform in a large, recurring-revenue market, with strong investor validation from Battery Ventures, Peak XV, Sound Ventures, and Y Combinator, suggesting meaningful upside beyond 3x is plausible.[1][2][3][4] However, absent concrete financial metrics or market share data, risk of capital loss remains material and &gt;7x / low-risk cannot be justified, so the deal fits the &gt;3x potential with some risk band.[3][4]</w:t>
             </w:r>
           </w:p>
         </w:tc>
@@ -680,7 +700,7 @@
                 <w:color w:val="3C3C3C"/>
                 <w:sz w:val="18"/>
               </w:rPr>
-              <w:t>Available sources only state that Warp raised a $60M Series B led by Battery Ventures with participation from Peak XV, Sound Ventures, and Y Combinator, and that this brings total funding to $85M in under a year, with no detail on valuation, structure, investor fees, or SPV economics for ID8.[1][5][6] In the absence of term-sheet visibility but given it is a standard institutional Series B with a top-tier lead, it is reasonable to assume terms are within typical market ranges but not demonstrably better than a clean 0/10 SPV structure for ID8, warranting a low–mid score.[1][5]</w:t>
+              <w:t>No information was found on SPV structure, carry, fees, time horizon, or data access for ID8’s participation; available sources only describe the company funding round size and investor list.[1][3][4] With no direct terms data, the safe assumption is that terms are standard for a top-tier-led Series B, but lacking evidence to award 3 (0/10 SPV with reasonable horizon and data), a conservative Score 2 is appropriate.["none found beyond round size and investor list"]</w:t>
             </w:r>
           </w:p>
         </w:tc>
@@ -722,7 +742,47 @@
           <w:color w:val="1A1A1A"/>
           <w:sz w:val="21"/>
         </w:rPr>
-        <w:t>Warp’s $60M Series B clearly passes the stage (Series B) and geography (New York, US) gates.[1][5] The deal aligns strongly with ID8’s thesis: Battery Ventures, a tier-1 growth/VC firm, is leading a new-money Series B with a high-quality syndicate (Peak XV, Sound Ventures, YC), matching the preferred pattern of a new top-tier lead joining at Series B.[1][5][6] Fundamentals and terms cannot be fully validated from public data, but the AI-native positioning in a large HR/payroll market and caliber of investors suggest attractive return potential with typical Series B risk.</w:t>
+        <w:t xml:space="preserve">Warp is a New York–based, AI-native payroll and human capital management platform that has raised a $60M </w:t>
+      </w:r>
+      <w:r>
+        <w:rPr>
+          <w:rFonts w:ascii="Sora" w:hAnsi="Sora"/>
+          <w:b/>
+          <w:caps w:val="0"/>
+          <w:color w:val="1A1A1A"/>
+          <w:sz w:val="21"/>
+        </w:rPr>
+        <w:t>Series B</w:t>
+      </w:r>
+      <w:r>
+        <w:rPr>
+          <w:rFonts w:ascii="Sora" w:hAnsi="Sora"/>
+          <w:b w:val="0"/>
+          <w:caps w:val="0"/>
+          <w:color w:val="1A1A1A"/>
+          <w:sz w:val="21"/>
+        </w:rPr>
+        <w:t xml:space="preserve"> led by Battery Ventures, with participation from Peak XV, Sound Ventures, and Y Combinator, squarely meeting ID8’s stage and developed-market geography gates.[1][2][4] The deal </w:t>
+      </w:r>
+      <w:r>
+        <w:rPr>
+          <w:rFonts w:ascii="Sora" w:hAnsi="Sora"/>
+          <w:b/>
+          <w:caps w:val="0"/>
+          <w:color w:val="1A1A1A"/>
+          <w:sz w:val="21"/>
+        </w:rPr>
+        <w:t>aligns strongly with ID8’s core thesis</w:t>
+      </w:r>
+      <w:r>
+        <w:rPr>
+          <w:rFonts w:ascii="Sora" w:hAnsi="Sora"/>
+          <w:b w:val="0"/>
+          <w:caps w:val="0"/>
+          <w:color w:val="1A1A1A"/>
+          <w:sz w:val="21"/>
+        </w:rPr>
+        <w:t>: Battery Ventures appears to be a new-money Tier 1 lead joining the cap table for the first time at Series B, which backtesting suggests is a key predictor of outsized returns.[1][4][7] While round dynamics and AI intensity are very strong, lack of disclosed financial metrics and SPV/fee details keeps fundamentals and terms from scoring at the top end, making this a promising but still data-light high-upside opportunity.</w:t>
       </w:r>
     </w:p>
     <w:p>

--- a/hub/static/research/companies/warp.docx
+++ b/hub/static/research/companies/warp.docx
@@ -77,7 +77,7 @@
           <w:color w:val="1A1A1A"/>
           <w:sz w:val="32"/>
         </w:rPr>
-        <w:t>3.0 / 4.0</w:t>
+        <w:t>2.6 / 4.0</w:t>
       </w:r>
       <w:r>
         <w:rPr>
@@ -87,7 +87,7 @@
           <w:color w:val="828282"/>
           <w:sz w:val="21"/>
         </w:rPr>
-        <w:t xml:space="preserve">   —   CLEARS GATE  ·  HIGH QUALITY</w:t>
+        <w:t xml:space="preserve">   —   BELOW THRESHOLD</w:t>
       </w:r>
     </w:p>
     <w:tbl>
@@ -232,7 +232,7 @@
                 <w:color w:val="1A1A1A"/>
                 <w:sz w:val="19"/>
               </w:rPr>
-              <w:t>4</w:t>
+              <w:t>3</w:t>
             </w:r>
             <w:r>
               <w:rPr>
@@ -272,27 +272,7 @@
                 <w:color w:val="3C3C3C"/>
                 <w:sz w:val="18"/>
               </w:rPr>
-              <w:t xml:space="preserve">Warp announced a $60M Series B led by Battery Ventures, with participation from Peak XV, Sound Ventures, and Y Combinator, bringing total funding to $85M in under a year.[1][4] Battery Ventures is broadly considered a top-tier growth/venture investor and is not listed as a prior investor in Warp’s earlier rounds, indicating a </w:t>
-            </w:r>
-            <w:r>
-              <w:rPr>
-                <w:rFonts w:ascii="Sora" w:hAnsi="Sora"/>
-                <w:b/>
-                <w:caps w:val="0"/>
-                <w:color w:val="3C3C3C"/>
-                <w:sz w:val="18"/>
-              </w:rPr>
-              <w:t>new-money Tier 1 lead</w:t>
-            </w:r>
-            <w:r>
-              <w:rPr>
-                <w:rFonts w:ascii="Sora" w:hAnsi="Sora"/>
-                <w:b w:val="0"/>
-                <w:caps w:val="0"/>
-                <w:color w:val="3C3C3C"/>
-                <w:sz w:val="18"/>
-              </w:rPr>
-              <w:t xml:space="preserve"> on a primary Series B round.[1][4][7]</w:t>
+              <w:t>Warp announced a $60M Series B led by Battery Ventures, with participation from Peak XV, Sound Ventures, and Y Combinator, bringing total funding to $85M in under a year.[1][4] Battery is broadly regarded as a Tier 1 growth investor and is not described as a prior insider lead in this round coverage, indicating a strong, likely new-money top-tier lead with a high-quality syndicate, but lack of explicit prior cap table detail keeps this at 3 rather than 4.[4][9]</w:t>
             </w:r>
           </w:p>
         </w:tc>
@@ -394,7 +374,7 @@
                 <w:color w:val="3C3C3C"/>
                 <w:sz w:val="18"/>
               </w:rPr>
-              <w:t>Warp describes itself as an "AI-native" payroll, compliance, and benefits platform / human capital management platform.[2][4] The core product proposition is built around AI-driven automation in payroll and HR workflows, making AI central to the offering rather than an ancillary feature.[2][3][4]</w:t>
+              <w:t>Warp is repeatedly described as an 'AI-native payroll, compliance, and benefits platform' and 'AI-native human capital management (HCM) platform' that is rebuilding HR and payroll with AI, making AI core to the product rather than a peripheral feature.[2][4] This positioning supports treating Warp as a pure-play AI application in HR/HRIS/payroll rather than a generic SaaS tool with incidental AI.[3][7]</w:t>
             </w:r>
           </w:p>
         </w:tc>
@@ -496,7 +476,7 @@
                 <w:color w:val="3C3C3C"/>
                 <w:sz w:val="18"/>
               </w:rPr>
-              <w:t>The Series B announcement notes that Warp has "already seen significant growth and success in revenue and client volume" but provides no hard metrics on revenue, growth rate, NDR, LTV/CAC, or burn.[3] Given only qualitative claims of strong growth and traction and no quantified financial or retention data, the fundamentals cannot be scored at the ≥Score 3 bar; with clear product-market fit signals but missing metrics, Score 2 (between weak and clearly strong fundamentals) is appropriate.[3][4]</w:t>
+              <w:t>Articles note that Warp has 'already seen significant growth and success in revenue and client volume,' but provide no quantified metrics on revenue level, growth rate, net dollar retention, LTV/CAC, or burn.[3][4] Absence of hard financial data prevents a high score; however, rapid fundraising to $85M in under a year and language about significant growth suggest fundamentals are likely better than the rubric’s weakest bucket, so a conservative mid-low score is warranted.[1][3]</w:t>
             </w:r>
           </w:p>
         </w:tc>
@@ -598,7 +578,7 @@
                 <w:color w:val="3C3C3C"/>
                 <w:sz w:val="18"/>
               </w:rPr>
-              <w:t>Warp operates an AI-native payroll and HR/HCM platform in a large, recurring-revenue market, with strong investor validation from Battery Ventures, Peak XV, Sound Ventures, and Y Combinator, suggesting meaningful upside beyond 3x is plausible.[1][2][3][4] However, absent concrete financial metrics or market share data, risk of capital loss remains material and &gt;7x / low-risk cannot be justified, so the deal fits the &gt;3x potential with some risk band.[3][4]</w:t>
+              <w:t>Warp operates in a large, sticky market (payroll, HR, HCM) where AI-native platforms could displace legacy systems, and media coverage emphasizes its aim to 'rebuild HR and payroll with AI,' implying meaningful upside if execution is strong.[2][4] The combination of Tier 1 lead, fast capital formation ($85M in under a year), and AI-native positioning suggests &gt;3x potential but still with material execution and competitive risk, fitting the rubric’s 3x+ with some risk of capital loss.[1][3]</w:t>
             </w:r>
           </w:p>
         </w:tc>
@@ -660,7 +640,7 @@
                 <w:color w:val="1A1A1A"/>
                 <w:sz w:val="19"/>
               </w:rPr>
-              <w:t>2</w:t>
+              <w:t>1</w:t>
             </w:r>
             <w:r>
               <w:rPr>
@@ -700,7 +680,7 @@
                 <w:color w:val="3C3C3C"/>
                 <w:sz w:val="18"/>
               </w:rPr>
-              <w:t>No information was found on SPV structure, carry, fees, time horizon, or data access for ID8’s participation; available sources only describe the company funding round size and investor list.[1][3][4] With no direct terms data, the safe assumption is that terms are standard for a top-tier-led Series B, but lacking evidence to award 3 (0/10 SPV with reasonable horizon and data), a conservative Score 2 is appropriate.["none found beyond round size and investor list"]</w:t>
+              <w:t>None of the available sources provide any detail on round pricing, structure, or SPV terms, and there is no information on carry, fees, or time horizon relevant to ID8’s vehicle.[1][3] With no term data accessible, the rubric instructs a low score rather than guessing, so this dimension is scored at 1 (none found).</w:t>
             </w:r>
           </w:p>
         </w:tc>
@@ -742,47 +722,7 @@
           <w:color w:val="1A1A1A"/>
           <w:sz w:val="21"/>
         </w:rPr>
-        <w:t xml:space="preserve">Warp is a New York–based, AI-native payroll and human capital management platform that has raised a $60M </w:t>
-      </w:r>
-      <w:r>
-        <w:rPr>
-          <w:rFonts w:ascii="Sora" w:hAnsi="Sora"/>
-          <w:b/>
-          <w:caps w:val="0"/>
-          <w:color w:val="1A1A1A"/>
-          <w:sz w:val="21"/>
-        </w:rPr>
-        <w:t>Series B</w:t>
-      </w:r>
-      <w:r>
-        <w:rPr>
-          <w:rFonts w:ascii="Sora" w:hAnsi="Sora"/>
-          <w:b w:val="0"/>
-          <w:caps w:val="0"/>
-          <w:color w:val="1A1A1A"/>
-          <w:sz w:val="21"/>
-        </w:rPr>
-        <w:t xml:space="preserve"> led by Battery Ventures, with participation from Peak XV, Sound Ventures, and Y Combinator, squarely meeting ID8’s stage and developed-market geography gates.[1][2][4] The deal </w:t>
-      </w:r>
-      <w:r>
-        <w:rPr>
-          <w:rFonts w:ascii="Sora" w:hAnsi="Sora"/>
-          <w:b/>
-          <w:caps w:val="0"/>
-          <w:color w:val="1A1A1A"/>
-          <w:sz w:val="21"/>
-        </w:rPr>
-        <w:t>aligns strongly with ID8’s core thesis</w:t>
-      </w:r>
-      <w:r>
-        <w:rPr>
-          <w:rFonts w:ascii="Sora" w:hAnsi="Sora"/>
-          <w:b w:val="0"/>
-          <w:caps w:val="0"/>
-          <w:color w:val="1A1A1A"/>
-          <w:sz w:val="21"/>
-        </w:rPr>
-        <w:t>: Battery Ventures appears to be a new-money Tier 1 lead joining the cap table for the first time at Series B, which backtesting suggests is a key predictor of outsized returns.[1][4][7] While round dynamics and AI intensity are very strong, lack of disclosed financial metrics and SPV/fee details keeps fundamentals and terms from scoring at the top end, making this a promising but still data-light high-upside opportunity.</w:t>
+        <w:t>Warp passes the stage gate (Series B) and geography gate (HQ in New York, USA).[1][3] It appears directionally aligned with ID8’s thesis: the round is a sizable Series B led by Battery Ventures, a Tier 1 investor, and public materials do not indicate Battery was already the insider lead, suggesting this is likely a new-money Tier 1-led round, though the absence of explicit cap table history keeps confidence moderate.[1][4] Overall fit looks solid on lead quality and AI centrality, but lack of disclosed financial and term data limits conviction on fundamentals and deal economics.</w:t>
       </w:r>
     </w:p>
     <w:p>

--- a/hub/static/research/companies/warp.docx
+++ b/hub/static/research/companies/warp.docx
@@ -44,7 +44,7 @@
           <w:color w:val="828282"/>
           <w:sz w:val="18"/>
         </w:rPr>
-        <w:t>Screened 2026-06-29</w:t>
+        <w:t>Screened 2026-06-30</w:t>
       </w:r>
     </w:p>
     <w:p>
@@ -77,7 +77,7 @@
           <w:color w:val="1A1A1A"/>
           <w:sz w:val="32"/>
         </w:rPr>
-        <w:t>2.6 / 4.0</w:t>
+        <w:t>2.0 / 4.0</w:t>
       </w:r>
       <w:r>
         <w:rPr>
@@ -232,7 +232,7 @@
                 <w:color w:val="1A1A1A"/>
                 <w:sz w:val="19"/>
               </w:rPr>
-              <w:t>3</w:t>
+              <w:t>2</w:t>
             </w:r>
             <w:r>
               <w:rPr>
@@ -272,7 +272,7 @@
                 <w:color w:val="3C3C3C"/>
                 <w:sz w:val="18"/>
               </w:rPr>
-              <w:t>Warp announced a $60M Series B led by Battery Ventures, with participation from Peak XV, Sound Ventures, and Y Combinator, bringing total funding to $85M in under a year.[1][4] Battery is broadly regarded as a Tier 1 growth investor and is not described as a prior insider lead in this round coverage, indicating a strong, likely new-money top-tier lead with a high-quality syndicate, but lack of explicit prior cap table detail keeps this at 3 rather than 4.[4][9]</w:t>
+              <w:t>Warp announced a $60M Series B led by Battery Ventures, with participation from Peak XV, Sound Ventures, and Y Combinator.[2][4] Battery Ventures is a well-regarded growth/VC firm but is typically considered strong upper-tier rather than a clear top-5/Tier 1 name, and there is no public evidence clarifying whether Battery is a new-money lead versus an insider, so this best fits a 'near-top-tier new-money Series B+' profile but with uncertainty, meriting a 2 rather than 3.[2][3]</w:t>
             </w:r>
           </w:p>
         </w:tc>
@@ -374,7 +374,7 @@
                 <w:color w:val="3C3C3C"/>
                 <w:sz w:val="18"/>
               </w:rPr>
-              <w:t>Warp is repeatedly described as an 'AI-native payroll, compliance, and benefits platform' and 'AI-native human capital management (HCM) platform' that is rebuilding HR and payroll with AI, making AI core to the product rather than a peripheral feature.[2][4] This positioning supports treating Warp as a pure-play AI application in HR/HRIS/payroll rather than a generic SaaS tool with incidental AI.[3][7]</w:t>
+              <w:t>Warp describes itself as an 'AI-native HCM platform' and 'AI-first platform for payroll, HR, tax compliance, benefits, onboarding, and employee lifecycle management,' indicating that AI is core to the product rather than a peripheral feature.[1][4] Multiple descriptions of the Series B focus on expanding its 'AI-driven payroll and HR platform,' supporting classification as a pure-play AI company within its vertical.[1][3]</w:t>
             </w:r>
           </w:p>
         </w:tc>
@@ -436,7 +436,7 @@
                 <w:color w:val="1A1A1A"/>
                 <w:sz w:val="19"/>
               </w:rPr>
-              <w:t>2</w:t>
+              <w:t>1</w:t>
             </w:r>
             <w:r>
               <w:rPr>
@@ -476,7 +476,7 @@
                 <w:color w:val="3C3C3C"/>
                 <w:sz w:val="18"/>
               </w:rPr>
-              <w:t>Articles note that Warp has 'already seen significant growth and success in revenue and client volume,' but provide no quantified metrics on revenue level, growth rate, net dollar retention, LTV/CAC, or burn.[3][4] Absence of hard financial data prevents a high score; however, rapid fundraising to $85M in under a year and language about significant growth suggest fundamentals are likely better than the rubric’s weakest bucket, so a conservative mid-low score is warranted.[1][3]</w:t>
+              <w:t>Public sources describing the Series B mention the $60M raise, total funding of ~$85M, and product scope but provide no quantitative operating metrics such as revenue, growth rate, NDR, LTV/CAC, or burn.[1][2][4] With no hard data on scale, efficiency, or retention, the rubric requires a skeptical stance and a low score rather than assuming Warp meets the higher fundamental thresholds.</w:t>
             </w:r>
           </w:p>
         </w:tc>
@@ -538,7 +538,7 @@
                 <w:color w:val="1A1A1A"/>
                 <w:sz w:val="19"/>
               </w:rPr>
-              <w:t>3</w:t>
+              <w:t>2</w:t>
             </w:r>
             <w:r>
               <w:rPr>
@@ -578,7 +578,7 @@
                 <w:color w:val="3C3C3C"/>
                 <w:sz w:val="18"/>
               </w:rPr>
-              <w:t>Warp operates in a large, sticky market (payroll, HR, HCM) where AI-native platforms could displace legacy systems, and media coverage emphasizes its aim to 'rebuild HR and payroll with AI,' implying meaningful upside if execution is strong.[2][4] The combination of Tier 1 lead, fast capital formation ($85M in under a year), and AI-native positioning suggests &gt;3x potential but still with material execution and competitive risk, fitting the rubric’s 3x+ with some risk of capital loss.[1][3]</w:t>
+              <w:t>Warp is building an AI-native platform in a large, recurring-revenue category (payroll/HR/benefits/compliance), which structurally can support attractive upside if execution is strong.[1][3][4] However, absent any disclosed revenue, growth, or margin metrics—and with no clear evidence of category dominance—there is insufficient basis to underwrite &gt;3x with conviction, so the deal is conservatively scored as having 2–3x potential rather than either sub-2x or clearly &gt;3x.</w:t>
             </w:r>
           </w:p>
         </w:tc>
@@ -680,7 +680,7 @@
                 <w:color w:val="3C3C3C"/>
                 <w:sz w:val="18"/>
               </w:rPr>
-              <w:t>None of the available sources provide any detail on round pricing, structure, or SPV terms, and there is no information on carry, fees, or time horizon relevant to ID8’s vehicle.[1][3] With no term data accessible, the rubric instructs a low score rather than guessing, so this dimension is scored at 1 (none found).</w:t>
+              <w:t>Available coverage of Warp’s Series B only notes round size, lead investor, and general use of proceeds; there is no public information on SPV structure, carry, fees, time horizon expectations, or data access for prospective co-investors.[1][2][3] With essentially no evidence on terms, the rubric specifies defaulting to a low score rather than guessing.</w:t>
             </w:r>
           </w:p>
         </w:tc>
@@ -722,7 +722,7 @@
           <w:color w:val="1A1A1A"/>
           <w:sz w:val="21"/>
         </w:rPr>
-        <w:t>Warp passes the stage gate (Series B) and geography gate (HQ in New York, USA).[1][3] It appears directionally aligned with ID8’s thesis: the round is a sizable Series B led by Battery Ventures, a Tier 1 investor, and public materials do not indicate Battery was already the insider lead, suggesting this is likely a new-money Tier 1-led round, though the absence of explicit cap table history keeps confidence moderate.[1][4] Overall fit looks solid on lead quality and AI centrality, but lack of disclosed financial and term data limits conviction on fundamentals and deal economics.</w:t>
+        <w:t>Warp passes the stage and geography gates: it is raising a Series B round and is headquartered in New York City in a developed North American market.[1][2] The deal partially aligns with ID8’s thesis in that the round is a primary Series B led by a reputable institutional investor (Battery Ventures), but there is no clear evidence that Battery is a first-time, new-money Tier 1 lead joining the cap table, and Battery itself is not universally categorized as a Tier 1 benchmark name, so strict thesis alignment on 'new-money Tier 1' is not met.[2][3] Overall, Warp looks like a promising pure-play AI HCM/payroll platform with potential upside but currently limited transparency on fundamentals and terms, making this a moderate-fit rather than a clear high-quality ID8 target based on available public data.</w:t>
       </w:r>
     </w:p>
     <w:p>

--- a/hub/static/research/companies/warp.docx
+++ b/hub/static/research/companies/warp.docx
@@ -77,7 +77,7 @@
           <w:color w:val="1A1A1A"/>
           <w:sz w:val="32"/>
         </w:rPr>
-        <w:t>2.0 / 4.0</w:t>
+        <w:t>2.4 / 4.0</w:t>
       </w:r>
       <w:r>
         <w:rPr>
@@ -272,7 +272,7 @@
                 <w:color w:val="3C3C3C"/>
                 <w:sz w:val="18"/>
               </w:rPr>
-              <w:t>Warp announced a $60M Series B led by Battery Ventures, with participation from Peak XV, Sound Ventures, and Y Combinator.[2][4] Battery Ventures is a well-regarded growth/VC firm but is typically considered strong upper-tier rather than a clear top-5/Tier 1 name, and there is no public evidence clarifying whether Battery is a new-money lead versus an insider, so this best fits a 'near-top-tier new-money Series B+' profile but with uncertainty, meriting a 2 rather than 3.[2][3]</w:t>
+              <w:t>Warp raised a $60M Series B led by Battery Ventures, with participation from Peak XV, Sound Ventures, and Y Combinator. This appears to be a strong new-money Series B lead, but no evidence in the provided results establishes Battery as a Tier 1 lead by ID8’s standard, so it fits the top-tier/new-money band conservatively at 2 rather than 4.[1][2]</w:t>
             </w:r>
           </w:p>
         </w:tc>
@@ -334,7 +334,7 @@
                 <w:color w:val="1A1A1A"/>
                 <w:sz w:val="19"/>
               </w:rPr>
-              <w:t>4</w:t>
+              <w:t>3</w:t>
             </w:r>
             <w:r>
               <w:rPr>
@@ -374,7 +374,7 @@
                 <w:color w:val="3C3C3C"/>
                 <w:sz w:val="18"/>
               </w:rPr>
-              <w:t>Warp describes itself as an 'AI-native HCM platform' and 'AI-first platform for payroll, HR, tax compliance, benefits, onboarding, and employee lifecycle management,' indicating that AI is core to the product rather than a peripheral feature.[1][4] Multiple descriptions of the Series B focus on expanding its 'AI-driven payroll and HR platform,' supporting classification as a pure-play AI company within its vertical.[1][3]</w:t>
+              <w:t>Warp is described as an AI-native platform for payroll, compliance, benefits, onboarding, and employee lifecycle management, and Fenwick says it uses AI to automate payroll compliance and employee management. That supports AI as central to the product, but the company is not presented as pure-play AI.[2][4]</w:t>
             </w:r>
           </w:p>
         </w:tc>
@@ -436,7 +436,7 @@
                 <w:color w:val="1A1A1A"/>
                 <w:sz w:val="19"/>
               </w:rPr>
-              <w:t>1</w:t>
+              <w:t>2</w:t>
             </w:r>
             <w:r>
               <w:rPr>
@@ -476,7 +476,7 @@
                 <w:color w:val="3C3C3C"/>
                 <w:sz w:val="18"/>
               </w:rPr>
-              <w:t>Public sources describing the Series B mention the $60M raise, total funding of ~$85M, and product scope but provide no quantitative operating metrics such as revenue, growth rate, NDR, LTV/CAC, or burn.[1][2][4] With no hard data on scale, efficiency, or retention, the rubric requires a skeptical stance and a low score rather than assuming Warp meets the higher fundamental thresholds.</w:t>
+              <w:t>The search results provide no revenue, growth, NDR, LTV/CAC, or burn metrics, so the core operating fundamentals cannot be verified. With no evidence for the rubric’s strong-financial thresholds, this should be scored conservatively low.[1][2][4]</w:t>
             </w:r>
           </w:p>
         </w:tc>
@@ -538,7 +538,7 @@
                 <w:color w:val="1A1A1A"/>
                 <w:sz w:val="19"/>
               </w:rPr>
-              <w:t>2</w:t>
+              <w:t>3</w:t>
             </w:r>
             <w:r>
               <w:rPr>
@@ -578,7 +578,7 @@
                 <w:color w:val="3C3C3C"/>
                 <w:sz w:val="18"/>
               </w:rPr>
-              <w:t>Warp is building an AI-native platform in a large, recurring-revenue category (payroll/HR/benefits/compliance), which structurally can support attractive upside if execution is strong.[1][3][4] However, absent any disclosed revenue, growth, or margin metrics—and with no clear evidence of category dominance—there is insufficient basis to underwrite &gt;3x with conviction, so the deal is conservatively scored as having 2–3x potential rather than either sub-2x or clearly &gt;3x.</w:t>
+              <w:t>Warp is a Series B company in enterprise software with a $60M round and a stated mission around employee management and AI-native automation, which suggests meaningful upside if the platform scales. However, the provided evidence does not support the low-risk, &gt;7x profile required for a 4, so the safer placement is above 3x potential but with some risk of capital loss.[1][4]</w:t>
             </w:r>
           </w:p>
         </w:tc>
@@ -640,7 +640,7 @@
                 <w:color w:val="1A1A1A"/>
                 <w:sz w:val="19"/>
               </w:rPr>
-              <w:t>1</w:t>
+              <w:t>2</w:t>
             </w:r>
             <w:r>
               <w:rPr>
@@ -680,7 +680,7 @@
                 <w:color w:val="3C3C3C"/>
                 <w:sz w:val="18"/>
               </w:rPr>
-              <w:t>Available coverage of Warp’s Series B only notes round size, lead investor, and general use of proceeds; there is no public information on SPV structure, carry, fees, time horizon expectations, or data access for prospective co-investors.[1][2][3] With essentially no evidence on terms, the rubric specifies defaulting to a low score rather than guessing.</w:t>
+              <w:t>No carry, fee, SPV structure, or time-horizon details are provided in the search results. Because the terms are not evidenced, they cannot be credited as clean 0/10-style institutional terms and should be scored conservatively in the middle-lower band.[1][2]</w:t>
             </w:r>
           </w:p>
         </w:tc>
@@ -722,7 +722,7 @@
           <w:color w:val="1A1A1A"/>
           <w:sz w:val="21"/>
         </w:rPr>
-        <w:t>Warp passes the stage and geography gates: it is raising a Series B round and is headquartered in New York City in a developed North American market.[1][2] The deal partially aligns with ID8’s thesis in that the round is a primary Series B led by a reputable institutional investor (Battery Ventures), but there is no clear evidence that Battery is a first-time, new-money Tier 1 lead joining the cap table, and Battery itself is not universally categorized as a Tier 1 benchmark name, so strict thesis alignment on 'new-money Tier 1' is not met.[2][3] Overall, Warp looks like a promising pure-play AI HCM/payroll platform with potential upside but currently limited transparency on fundamentals and terms, making this a moderate-fit rather than a clear high-quality ID8 target based on available public data.</w:t>
+        <w:t>The deal passes both hard gates: it is a Series B and the company is headquartered in New York, a developed-market geography. On ID8’s core thesis, the round is aligned in that Battery is the new-money lead on a Series B, but the evidence here does not prove Battery is a Tier 1 lead by ID8’s definition, so the thesis match is only partial rather than fully validated. The company looks AI-native and potentially attractive, but the lack of verifiable operating metrics and terms keeps this as a moderate fit rather than a clear top-tier one.</w:t>
       </w:r>
     </w:p>
     <w:p>

--- a/hub/static/research/companies/warp.docx
+++ b/hub/static/research/companies/warp.docx
@@ -77,7 +77,7 @@
           <w:color w:val="1A1A1A"/>
           <w:sz w:val="32"/>
         </w:rPr>
-        <w:t>2.4 / 4.0</w:t>
+        <w:t>2.6 / 4.0</w:t>
       </w:r>
       <w:r>
         <w:rPr>
@@ -232,7 +232,7 @@
                 <w:color w:val="1A1A1A"/>
                 <w:sz w:val="19"/>
               </w:rPr>
-              <w:t>2</w:t>
+              <w:t>3</w:t>
             </w:r>
             <w:r>
               <w:rPr>
@@ -272,7 +272,7 @@
                 <w:color w:val="3C3C3C"/>
                 <w:sz w:val="18"/>
               </w:rPr>
-              <w:t>Warp raised a $60M Series B led by Battery Ventures, with participation from Peak XV, Sound Ventures, and Y Combinator. This appears to be a strong new-money Series B lead, but no evidence in the provided results establishes Battery as a Tier 1 lead by ID8’s standard, so it fits the top-tier/new-money band conservatively at 2 rather than 4.[1][2]</w:t>
+              <w:t>Warp announced a $60M Series B led by Battery Ventures, with participation from Peak XV, Sound Ventures, and Y Combinator.[1][2][7] Battery Ventures is widely regarded as a top-tier growth/venture firm; available coverage does not explicitly state whether Battery was an existing investor or fully new to the cap table, but the round is a substantial primary Series B with a strong syndicate and no signs of being a bridge or secondary.[1][2][7]</w:t>
             </w:r>
           </w:p>
         </w:tc>
@@ -334,7 +334,7 @@
                 <w:color w:val="1A1A1A"/>
                 <w:sz w:val="19"/>
               </w:rPr>
-              <w:t>3</w:t>
+              <w:t>4</w:t>
             </w:r>
             <w:r>
               <w:rPr>
@@ -374,7 +374,7 @@
                 <w:color w:val="3C3C3C"/>
                 <w:sz w:val="18"/>
               </w:rPr>
-              <w:t>Warp is described as an AI-native platform for payroll, compliance, benefits, onboarding, and employee lifecycle management, and Fenwick says it uses AI to automate payroll compliance and employee management. That supports AI as central to the product, but the company is not presented as pure-play AI.[2][4]</w:t>
+              <w:t>Warp describes itself as an 'AI-native HCM platform' rebuilding payroll, HR, compliance, benefits, onboarding, and employee lifecycle management with AI at the core of its product.[2][7] Fenwick and multiple news items note Warp is 'using AI to automate payroll compliance and employee management,' indicating a pure-play AI positioning rather than a marginal AI feature.[5][7]</w:t>
             </w:r>
           </w:p>
         </w:tc>
@@ -436,7 +436,7 @@
                 <w:color w:val="1A1A1A"/>
                 <w:sz w:val="19"/>
               </w:rPr>
-              <w:t>2</w:t>
+              <w:t>1</w:t>
             </w:r>
             <w:r>
               <w:rPr>
@@ -476,7 +476,7 @@
                 <w:color w:val="3C3C3C"/>
                 <w:sz w:val="18"/>
               </w:rPr>
-              <w:t>The search results provide no revenue, growth, NDR, LTV/CAC, or burn metrics, so the core operating fundamentals cannot be verified. With no evidence for the rubric’s strong-financial thresholds, this should be scored conservatively low.[1][2][4]</w:t>
+              <w:t>Public coverage of the Series B focuses on product vision and round size; there is no disclosed data on revenue level, growth rate, net dollar retention, LTV/CAC, or burn.[1][2][7] In line with the rubric’s instruction to be skeptical and not fabricate metrics, fundamentals must be scored low in the absence of quantitative evidence ('none found' for core financial metrics).</w:t>
             </w:r>
           </w:p>
         </w:tc>
@@ -578,7 +578,7 @@
                 <w:color w:val="3C3C3C"/>
                 <w:sz w:val="18"/>
               </w:rPr>
-              <w:t>Warp is a Series B company in enterprise software with a $60M round and a stated mission around employee management and AI-native automation, which suggests meaningful upside if the platform scales. However, the provided evidence does not support the low-risk, &gt;7x profile required for a 4, so the safer placement is above 3x potential but with some risk of capital loss.[1][4]</w:t>
+              <w:t>Warp operates in the large and competitive HCM/payroll/HR software market but is positioned as an AI-first payroll and HR platform, aiming to rebuild legacy HR software and automate compliance and employee management.[2][5][7] A $60M Series B led by a top-tier firm in a sizable, mission-critical vertical with strong product positioning suggests plausible &gt;3x outcome potential, while competitive intensity and lack of fundamentals data imply meaningful risk of capital loss.</w:t>
             </w:r>
           </w:p>
         </w:tc>
@@ -680,7 +680,7 @@
                 <w:color w:val="3C3C3C"/>
                 <w:sz w:val="18"/>
               </w:rPr>
-              <w:t>No carry, fee, SPV structure, or time-horizon details are provided in the search results. Because the terms are not evidenced, they cannot be credited as clean 0/10-style institutional terms and should be scored conservatively in the middle-lower band.[1][2]</w:t>
+              <w:t>The round is a straightforward $60M Series B led by Battery Ventures with standard venture co-investors and no mention of complex structures, secondaries, or unusual preferences.[1][2][7] However, there is no public information on SPV economics, carry, fees, time horizon, or data access specific to an ID8 SPV, so terms cannot be confidently rated better than a typical near-0/10 structure ('none found' on SPV-specific terms).</w:t>
             </w:r>
           </w:p>
         </w:tc>
@@ -722,7 +722,7 @@
           <w:color w:val="1A1A1A"/>
           <w:sz w:val="21"/>
         </w:rPr>
-        <w:t>The deal passes both hard gates: it is a Series B and the company is headquartered in New York, a developed-market geography. On ID8’s core thesis, the round is aligned in that Battery is the new-money lead on a Series B, but the evidence here does not prove Battery is a Tier 1 lead by ID8’s definition, so the thesis match is only partial rather than fully validated. The company looks AI-native and potentially attractive, but the lack of verifiable operating metrics and terms keeps this as a moderate fit rather than a clear top-tier one.</w:t>
+        <w:t>Warp passes both stage (Series B) and geography (HQ in New York, NY) gates, and appears to be a strong AI-native HR/payroll/HCM platform raising a substantial $60M Series B from a top-tier lead.[1][2][7] The deal partially aligns with ID8’s thesis in that the round is a primary Series B led by a Tier 1 investor, but publicly available sources do not confirm whether Battery Ventures is truly new-money to the cap table versus an inside lead, so alignment with the 'new-money Tier 1' criterion is uncertain. Overall, the fit looks directionally attractive on lead quality and pure-play AI positioning, but lack of visible fundamentals and SPV-specific terms data limits confidence in the high-quality classification.</w:t>
       </w:r>
     </w:p>
     <w:p>
